--- a/arukorerecode_Documents/アルレコ企画書.docx
+++ b/arukorerecode_Documents/アルレコ企画書.docx
@@ -156,11 +156,6 @@
       </w:r>
     </w:p>
     <w:p>
-      <w:pPr>
-        <w:rPr>
-          <w:rFonts w:hint="eastAsia"/>
-        </w:rPr>
-      </w:pPr>
       <w:r>
         <w:tab/>
       </w:r>
@@ -236,11 +231,6 @@
       </w:r>
     </w:p>
     <w:p>
-      <w:pPr>
-        <w:rPr>
-          <w:rFonts w:hint="eastAsia"/>
-        </w:rPr>
-      </w:pPr>
       <w:r>
         <w:tab/>
       </w:r>
@@ -314,11 +304,6 @@
       </w:r>
     </w:p>
     <w:p>
-      <w:pPr>
-        <w:rPr>
-          <w:rFonts w:hint="eastAsia"/>
-        </w:rPr>
-      </w:pPr>
       <w:r>
         <w:tab/>
       </w:r>
@@ -535,7 +520,25 @@
       </w:r>
     </w:p>
     <w:p/>
-    <w:p/>
+    <w:p>
+      <w:proofErr w:type="spellStart"/>
+      <w:r>
+        <w:rPr>
+          <w:rFonts w:hint="eastAsia"/>
+        </w:rPr>
+        <w:t>Figuma</w:t>
+      </w:r>
+      <w:proofErr w:type="spellEnd"/>
+      <w:r>
+        <w:rPr>
+          <w:rFonts w:hint="eastAsia"/>
+        </w:rPr>
+        <w:t>モックリンク：</w:t>
+      </w:r>
+      <w:r>
+        <w:t>https://www.figma.com/make/dtJ9rlFy1N6pLFsSkrba2S/Alcohol-Consumption-Tracker-App?t=l0z4RUMBJK06dNJz-1&amp;preview-route=%2Frecord</w:t>
+      </w:r>
+    </w:p>
     <w:sectPr>
       <w:pgSz w:w="11906" w:h="16838"/>
       <w:pgMar w:top="1985" w:right="1701" w:bottom="1701" w:left="1701" w:header="851" w:footer="992" w:gutter="0"/>
